--- a/output/Section_sec_research_ISSUE_2026_V1I1.docx
+++ b/output/Section_sec_research_ISSUE_2026_V1I1.docx
@@ -9,13 +9,19 @@
         <w:tblLook w:firstColumn="1" w:firstRow="1" w:lastColumn="0" w:lastRow="0" w:noHBand="0" w:noVBand="1" w:val="04A0"/>
       </w:tblPr>
       <w:tblGrid>
-        <w:gridCol w:w="9936"/>
+        <w:gridCol w:w="10080"/>
       </w:tblGrid>
       <w:tr>
         <w:tc>
           <w:tcPr>
-            <w:tcW w:type="dxa" w:w="9792"/>
+            <w:tcW w:type="dxa" w:w="10080"/>
             <w:shd w:fill="1F4E78"/>
+            <w:tcMar>
+              <w:top w:w="160" w:type="dxa"/>
+              <w:bottom w:w="160" w:type="dxa"/>
+              <w:left w:w="200" w:type="dxa"/>
+              <w:right w:w="200" w:type="dxa"/>
+            </w:tcMar>
           </w:tcPr>
           <w:p>
             <w:pPr>
@@ -25,10 +31,20 @@
               <w:rPr>
                 <w:rFonts w:ascii="Arial" w:hAnsi="Arial"/>
                 <w:b/>
+                <w:color w:val="DCEBFC"/>
+                <w:sz w:val="17"/>
+              </w:rPr>
+              <w:t>IT CHRONICLES  |  DEPARTMENT OF INFORMATION TECHNOLOGY</w:t>
+              <w:br/>
+            </w:r>
+            <w:r>
+              <w:rPr>
+                <w:rFonts w:ascii="Arial" w:hAnsi="Arial"/>
+                <w:b/>
                 <w:color w:val="FFFFFF"/>
-                <w:sz w:val="40"/>
+                <w:sz w:val="36"/>
               </w:rPr>
-              <w:t xml:space="preserve">  RESEARCH &amp; INNOVATION  </w:t>
+              <w:t>RESEARCH &amp; INNOVATION</w:t>
             </w:r>
           </w:p>
         </w:tc>
@@ -36,7 +52,7 @@
     </w:tbl>
     <w:p>
       <w:pPr>
-        <w:spacing w:after="240"/>
+        <w:spacing w:after="200"/>
       </w:pPr>
     </w:p>
     <w:p>
@@ -49,22 +65,39 @@
         <w:tblLook w:firstColumn="1" w:firstRow="1" w:lastColumn="0" w:lastRow="0" w:noHBand="0" w:noVBand="1" w:val="04A0"/>
       </w:tblPr>
       <w:tblGrid>
-        <w:gridCol w:w="3312"/>
-        <w:gridCol w:w="3312"/>
-        <w:gridCol w:w="3312"/>
+        <w:gridCol w:w="3360"/>
+        <w:gridCol w:w="3360"/>
+        <w:gridCol w:w="3360"/>
       </w:tblGrid>
       <w:tr>
         <w:tc>
           <w:tcPr>
-            <w:tcW w:type="dxa" w:w="3312"/>
-            <w:shd w:fill="F2F4F7"/>
+            <w:tcW w:type="dxa" w:w="3168"/>
+            <w:shd w:fill="F4F7FB"/>
+            <w:tcMar>
+              <w:top w:w="100" w:type="dxa"/>
+              <w:bottom w:w="100" w:type="dxa"/>
+              <w:left w:w="120" w:type="dxa"/>
+              <w:right w:w="120" w:type="dxa"/>
+            </w:tcMar>
+            <w:tcBorders>
+              <w:left w:val="single" w:sz="4" w:space="0" w:color="E2E8F0"/>
+              <w:top w:val="single" w:sz="4" w:space="0" w:color="E2E8F0"/>
+              <w:right w:val="single" w:sz="4" w:space="0" w:color="E2E8F0"/>
+              <w:bottom w:val="single" w:sz="4" w:space="0" w:color="E2E8F0"/>
+            </w:tcBorders>
           </w:tcPr>
           <w:p>
+            <w:pPr>
+              <w:spacing w:after="40"/>
+            </w:pPr>
             <w:r>
               <w:rPr>
-                <w:sz w:val="18"/>
+                <w:b/>
+                <w:color w:val="5A6B7C"/>
+                <w:sz w:val="16"/>
               </w:rPr>
-              <w:t>Total Submissions</w:t>
+              <w:t>TOTAL SUBMISSIONS</w:t>
             </w:r>
           </w:p>
           <w:p>
@@ -72,31 +105,48 @@
               <w:rPr>
                 <w:b/>
                 <w:color w:val="1F4E78"/>
-                <w:sz w:val="36"/>
+                <w:sz w:val="28"/>
               </w:rPr>
-              <w:t>3</w:t>
+              <w:t>4</w:t>
             </w:r>
           </w:p>
         </w:tc>
         <w:tc>
           <w:tcPr>
-            <w:tcW w:type="dxa" w:w="3312"/>
-            <w:shd w:fill="EBF3F9"/>
+            <w:tcW w:type="dxa" w:w="3168"/>
+            <w:shd w:fill="F8FAFC"/>
+            <w:tcMar>
+              <w:top w:w="100" w:type="dxa"/>
+              <w:bottom w:w="100" w:type="dxa"/>
+              <w:left w:w="120" w:type="dxa"/>
+              <w:right w:w="120" w:type="dxa"/>
+            </w:tcMar>
+            <w:tcBorders>
+              <w:left w:val="single" w:sz="4" w:space="0" w:color="E2E8F0"/>
+              <w:top w:val="single" w:sz="4" w:space="0" w:color="E2E8F0"/>
+              <w:right w:val="single" w:sz="4" w:space="0" w:color="E2E8F0"/>
+              <w:bottom w:val="single" w:sz="4" w:space="0" w:color="E2E8F0"/>
+            </w:tcBorders>
           </w:tcPr>
           <w:p>
+            <w:pPr>
+              <w:spacing w:after="40"/>
+            </w:pPr>
             <w:r>
               <w:rPr>
-                <w:sz w:val="18"/>
+                <w:b/>
+                <w:color w:val="5A6B7C"/>
+                <w:sz w:val="16"/>
               </w:rPr>
-              <w:t>Active Categories</w:t>
+              <w:t>ACTIVE CATEGORIES</w:t>
             </w:r>
           </w:p>
           <w:p>
             <w:r>
               <w:rPr>
                 <w:b/>
-                <w:color w:val="2E75B6"/>
-                <w:sz w:val="36"/>
+                <w:color w:val="5A6B7C"/>
+                <w:sz w:val="28"/>
               </w:rPr>
               <w:t>2</w:t>
             </w:r>
@@ -104,389 +154,42 @@
         </w:tc>
         <w:tc>
           <w:tcPr>
-            <w:tcW w:type="dxa" w:w="3312"/>
-            <w:shd w:fill="F2F4F7"/>
+            <w:tcW w:type="dxa" w:w="3168"/>
+            <w:shd w:fill="F2F9F3"/>
+            <w:tcMar>
+              <w:top w:w="100" w:type="dxa"/>
+              <w:bottom w:w="100" w:type="dxa"/>
+              <w:left w:w="120" w:type="dxa"/>
+              <w:right w:w="120" w:type="dxa"/>
+            </w:tcMar>
+            <w:tcBorders>
+              <w:left w:val="single" w:sz="4" w:space="0" w:color="E2E8F0"/>
+              <w:top w:val="single" w:sz="4" w:space="0" w:color="E2E8F0"/>
+              <w:right w:val="single" w:sz="4" w:space="0" w:color="E2E8F0"/>
+              <w:bottom w:val="single" w:sz="4" w:space="0" w:color="E2E8F0"/>
+            </w:tcBorders>
           </w:tcPr>
           <w:p>
+            <w:pPr>
+              <w:spacing w:after="40"/>
+            </w:pPr>
             <w:r>
               <w:rPr>
-                <w:sz w:val="18"/>
+                <w:b/>
+                <w:color w:val="5A6B7C"/>
+                <w:sz w:val="16"/>
               </w:rPr>
-              <w:t>Section Status</w:t>
+              <w:t>EDITORIAL STATUS</w:t>
             </w:r>
           </w:p>
           <w:p>
             <w:r>
               <w:rPr>
                 <w:b/>
-                <w:color w:val="548235"/>
+                <w:color w:val="2E7D32"/>
                 <w:sz w:val="28"/>
               </w:rPr>
-              <w:t>VERIFIED</w:t>
-            </w:r>
-          </w:p>
-        </w:tc>
-      </w:tr>
-    </w:tbl>
-    <w:p>
-      <w:pPr>
-        <w:spacing w:after="200"/>
-      </w:pPr>
-    </w:p>
-    <w:p>
-      <w:pPr>
-        <w:spacing w:before="240"/>
-      </w:pPr>
-      <w:r>
-        <w:rPr>
-          <w:rFonts w:ascii="Arial" w:hAnsi="Arial"/>
-          <w:b/>
-          <w:color w:val="C65911"/>
-          <w:sz w:val="26"/>
-        </w:rPr>
-        <w:t>★  SPOTLIGHT &amp; FEATURED HIGHLIGHTS</w:t>
-      </w:r>
-    </w:p>
-    <w:tbl>
-      <w:tblPr>
-        <w:tblW w:type="auto" w:w="0"/>
-        <w:jc w:val="center"/>
-        <w:tblLook w:firstColumn="1" w:firstRow="1" w:lastColumn="0" w:lastRow="0" w:noHBand="0" w:noVBand="1" w:val="04A0"/>
-      </w:tblPr>
-      <w:tblGrid>
-        <w:gridCol w:w="9936"/>
-      </w:tblGrid>
-      <w:tr>
-        <w:tc>
-          <w:tcPr>
-            <w:tcW w:type="dxa" w:w="9936"/>
-            <w:shd w:fill="FFF8F0"/>
-          </w:tcPr>
-          <w:p>
-            <w:r>
-              <w:rPr>
-                <w:rFonts w:ascii="Arial" w:hAnsi="Arial"/>
-                <w:b/>
-                <w:color w:val="C65911"/>
-                <w:sz w:val="24"/>
-              </w:rPr>
-              <w:t>Distributed Deep Learning Models for Natural Language Generation</w:t>
-            </w:r>
-          </w:p>
-          <w:p>
-            <w:r>
-              <w:rPr>
-                <w:sz w:val="19"/>
-              </w:rPr>
-              <w:t>By: Dr. John Smith, Dr. Sarah Jenkins  |  Date: September 2026</w:t>
-            </w:r>
-            <w:r>
-              <w:rPr>
-                <w:sz w:val="19"/>
-              </w:rPr>
-              <w:t xml:space="preserve">  |  Venue: IEEE Transactions on Neural Networks</w:t>
-            </w:r>
-          </w:p>
-          <w:p>
-            <w:r>
-              <w:rPr>
-                <w:sz w:val="20"/>
-              </w:rPr>
-              <w:t>Presents a novel gradient compression algorithm for multi-node deep learning clusters reducing inter-node communication latency by 45%.</w:t>
-            </w:r>
-          </w:p>
-          <w:p>
-            <w:r>
-              <w:rPr>
-                <w:i/>
-                <w:color w:val="1F4E78"/>
-                <w:sz w:val="18"/>
-              </w:rPr>
-              <w:t>Photo Attachment: https://drive.google.com/research_pub1.jpg</w:t>
-            </w:r>
-          </w:p>
-        </w:tc>
-      </w:tr>
-    </w:tbl>
-    <w:p>
-      <w:pPr>
-        <w:spacing w:after="160"/>
-      </w:pPr>
-    </w:p>
-    <w:p>
-      <w:pPr>
-        <w:spacing w:before="280" w:after="120"/>
-      </w:pPr>
-      <w:r>
-        <w:rPr>
-          <w:rFonts w:ascii="Arial" w:hAnsi="Arial"/>
-          <w:b/>
-          <w:color w:val="1F4E78"/>
-          <w:sz w:val="28"/>
-        </w:rPr>
-        <w:t>■  Journal Publications</w:t>
-      </w:r>
-    </w:p>
-    <w:tbl>
-      <w:tblPr>
-        <w:tblW w:type="auto" w:w="0"/>
-        <w:jc w:val="center"/>
-        <w:tblLook w:firstColumn="1" w:firstRow="1" w:lastColumn="0" w:lastRow="0" w:noHBand="0" w:noVBand="1" w:val="04A0"/>
-      </w:tblPr>
-      <w:tblGrid>
-        <w:gridCol w:w="2484"/>
-        <w:gridCol w:w="2484"/>
-        <w:gridCol w:w="2484"/>
-        <w:gridCol w:w="2484"/>
-      </w:tblGrid>
-      <w:tr>
-        <w:tc>
-          <w:tcPr>
-            <w:tcW w:type="dxa" w:w="1296"/>
-            <w:shd w:fill="1F4E78"/>
-          </w:tcPr>
-          <w:p>
-            <w:r>
-              <w:rPr>
-                <w:rFonts w:ascii="Arial" w:hAnsi="Arial"/>
-                <w:b/>
-                <w:color w:val="FFFFFF"/>
-                <w:sz w:val="19"/>
-              </w:rPr>
-              <w:t>Date</w:t>
-            </w:r>
-          </w:p>
-        </w:tc>
-        <w:tc>
-          <w:tcPr>
-            <w:tcW w:type="dxa" w:w="3168"/>
-            <w:shd w:fill="1F4E78"/>
-          </w:tcPr>
-          <w:p>
-            <w:r>
-              <w:rPr>
-                <w:rFonts w:ascii="Arial" w:hAnsi="Arial"/>
-                <w:b/>
-                <w:color w:val="FFFFFF"/>
-                <w:sz w:val="19"/>
-              </w:rPr>
-              <w:t>Title &amp; Contributor</w:t>
-            </w:r>
-          </w:p>
-        </w:tc>
-        <w:tc>
-          <w:tcPr>
-            <w:tcW w:type="dxa" w:w="2592"/>
-            <w:shd w:fill="1F4E78"/>
-          </w:tcPr>
-          <w:p>
-            <w:r>
-              <w:rPr>
-                <w:rFonts w:ascii="Arial" w:hAnsi="Arial"/>
-                <w:b/>
-                <w:color w:val="FFFFFF"/>
-                <w:sz w:val="19"/>
-              </w:rPr>
-              <w:t>Venue / Organization / Grant</w:t>
-            </w:r>
-          </w:p>
-        </w:tc>
-        <w:tc>
-          <w:tcPr>
-            <w:tcW w:type="dxa" w:w="3024"/>
-            <w:shd w:fill="1F4E78"/>
-          </w:tcPr>
-          <w:p>
-            <w:r>
-              <w:rPr>
-                <w:rFonts w:ascii="Arial" w:hAnsi="Arial"/>
-                <w:b/>
-                <w:color w:val="FFFFFF"/>
-                <w:sz w:val="19"/>
-              </w:rPr>
-              <w:t>Details &amp; Impact</w:t>
-            </w:r>
-          </w:p>
-        </w:tc>
-      </w:tr>
-      <w:tr>
-        <w:tc>
-          <w:tcPr>
-            <w:tcW w:type="dxa" w:w="2484"/>
-            <w:shd w:fill="FFFFFF"/>
-          </w:tcPr>
-          <w:p>
-            <w:r>
-              <w:rPr>
-                <w:sz w:val="18"/>
-              </w:rPr>
-              <w:t>September 2026</w:t>
-            </w:r>
-          </w:p>
-        </w:tc>
-        <w:tc>
-          <w:tcPr>
-            <w:tcW w:type="dxa" w:w="2484"/>
-            <w:shd w:fill="FFFFFF"/>
-          </w:tcPr>
-          <w:p>
-            <w:r>
-              <w:rPr>
-                <w:b/>
-                <w:sz w:val="19"/>
-              </w:rPr>
-              <w:t>Distributed Deep Learning Models for Natural Language Generation</w:t>
-            </w:r>
-          </w:p>
-          <w:p>
-            <w:r>
-              <w:rPr>
-                <w:sz w:val="17"/>
-              </w:rPr>
-              <w:t>By: Dr. John Smith, Dr. Sarah Jenkins</w:t>
-            </w:r>
-          </w:p>
-        </w:tc>
-        <w:tc>
-          <w:tcPr>
-            <w:tcW w:type="dxa" w:w="2484"/>
-            <w:shd w:fill="FFFFFF"/>
-          </w:tcPr>
-          <w:p>
-            <w:r>
-              <w:rPr>
-                <w:sz w:val="18"/>
-              </w:rPr>
-              <w:t>IEEE Transactions on Neural Networks</w:t>
-            </w:r>
-          </w:p>
-          <w:p>
-            <w:r>
-              <w:rPr>
-                <w:sz w:val="17"/>
-              </w:rPr>
-              <w:t>Value: https://doi.org/10.1109/TNNLS.2026.109283</w:t>
-            </w:r>
-          </w:p>
-          <w:p>
-            <w:r>
-              <w:rPr>
-                <w:sz w:val="17"/>
-              </w:rPr>
-              <w:t>Impact: Impact Factor 10.2 / Scopus Q1</w:t>
-            </w:r>
-          </w:p>
-        </w:tc>
-        <w:tc>
-          <w:tcPr>
-            <w:tcW w:type="dxa" w:w="2484"/>
-            <w:shd w:fill="FFFFFF"/>
-          </w:tcPr>
-          <w:p>
-            <w:r>
-              <w:rPr>
-                <w:sz w:val="18"/>
-              </w:rPr>
-              <w:t>Presents a novel gradient compression algorithm for multi-node deep learning clusters reducing inter-node communication latency by 45%.</w:t>
-            </w:r>
-          </w:p>
-          <w:p>
-            <w:r>
-              <w:rPr>
-                <w:sz w:val="17"/>
-              </w:rPr>
-              <w:t>Link: https://doi.org/10.1109/TNNLS.2026.109283</w:t>
-            </w:r>
-          </w:p>
-        </w:tc>
-      </w:tr>
-      <w:tr>
-        <w:tc>
-          <w:tcPr>
-            <w:tcW w:type="dxa" w:w="2484"/>
-            <w:shd w:fill="F9FAFB"/>
-          </w:tcPr>
-          <w:p>
-            <w:r>
-              <w:rPr>
-                <w:sz w:val="18"/>
-              </w:rPr>
-              <w:t>October 2026</w:t>
-            </w:r>
-          </w:p>
-        </w:tc>
-        <w:tc>
-          <w:tcPr>
-            <w:tcW w:type="dxa" w:w="2484"/>
-            <w:shd w:fill="F9FAFB"/>
-          </w:tcPr>
-          <w:p>
-            <w:r>
-              <w:rPr>
-                <w:b/>
-                <w:sz w:val="19"/>
-              </w:rPr>
-              <w:t>Advanced Quantum AI for Document Automation</w:t>
-            </w:r>
-          </w:p>
-          <w:p>
-            <w:r>
-              <w:rPr>
-                <w:sz w:val="17"/>
-              </w:rPr>
-              <w:t>By: Dr. John Smith, Dr. Alice Johnson</w:t>
-            </w:r>
-          </w:p>
-        </w:tc>
-        <w:tc>
-          <w:tcPr>
-            <w:tcW w:type="dxa" w:w="2484"/>
-            <w:shd w:fill="F9FAFB"/>
-          </w:tcPr>
-          <w:p>
-            <w:r>
-              <w:rPr>
-                <w:sz w:val="18"/>
-              </w:rPr>
-              <w:t>IEEE Transactions on Automation</w:t>
-            </w:r>
-          </w:p>
-          <w:p>
-            <w:r>
-              <w:rPr>
-                <w:sz w:val="17"/>
-              </w:rPr>
-              <w:t>Value: https://doi.org/10.1109/TA.2026.001</w:t>
-            </w:r>
-          </w:p>
-          <w:p>
-            <w:r>
-              <w:rPr>
-                <w:sz w:val="17"/>
-              </w:rPr>
-              <w:t>Impact: Impact Factor 8.5 / Scopus Q1</w:t>
-            </w:r>
-          </w:p>
-        </w:tc>
-        <w:tc>
-          <w:tcPr>
-            <w:tcW w:type="dxa" w:w="2484"/>
-            <w:shd w:fill="F9FAFB"/>
-          </w:tcPr>
-          <w:p>
-            <w:r>
-              <w:rPr>
-                <w:sz w:val="18"/>
-              </w:rPr>
-              <w:t>This paper presents a novel quantum architecture for normalizing dynamic newsletter components.</w:t>
-            </w:r>
-          </w:p>
-          <w:p>
-            <w:r>
-              <w:rPr>
-                <w:sz w:val="17"/>
-              </w:rPr>
-              <w:t>Link: https://drive.google.com/cert1.pdf</w:t>
+              <w:t>VERIFIED &amp; APPROVED</w:t>
             </w:r>
           </w:p>
         </w:tc>
@@ -505,10 +208,10 @@
         <w:rPr>
           <w:rFonts w:ascii="Arial" w:hAnsi="Arial"/>
           <w:b/>
-          <w:color w:val="1F4E78"/>
+          <w:color w:val="C65911"/>
           <w:sz w:val="28"/>
         </w:rPr>
-        <w:t>■  Funded Research Projects</w:t>
+        <w:t>★  SPOTLIGHT &amp; LANDMARK HIGHLIGHTS</w:t>
       </w:r>
     </w:p>
     <w:tbl>
@@ -518,181 +221,528 @@
         <w:tblLook w:firstColumn="1" w:firstRow="1" w:lastColumn="0" w:lastRow="0" w:noHBand="0" w:noVBand="1" w:val="04A0"/>
       </w:tblPr>
       <w:tblGrid>
-        <w:gridCol w:w="2484"/>
-        <w:gridCol w:w="2484"/>
-        <w:gridCol w:w="2484"/>
-        <w:gridCol w:w="2484"/>
+        <w:gridCol w:w="10080"/>
       </w:tblGrid>
       <w:tr>
         <w:tc>
           <w:tcPr>
-            <w:tcW w:type="dxa" w:w="1296"/>
-            <w:shd w:fill="1F4E78"/>
+            <w:tcW w:type="dxa" w:w="9504"/>
+            <w:shd w:fill="FFF9F2"/>
+            <w:tcMar>
+              <w:top w:w="120" w:type="dxa"/>
+              <w:bottom w:w="120" w:type="dxa"/>
+              <w:left w:w="160" w:type="dxa"/>
+              <w:right w:w="160" w:type="dxa"/>
+            </w:tcMar>
+            <w:tcBorders>
+              <w:left w:val="single" w:sz="24" w:space="0" w:color="C65911"/>
+              <w:top w:val="none"/>
+              <w:right w:val="none"/>
+              <w:bottom w:val="none"/>
+            </w:tcBorders>
           </w:tcPr>
           <w:p>
+            <w:pPr>
+              <w:spacing w:after="80"/>
+            </w:pPr>
+            <w:r>
+              <w:rPr>
+                <w:b/>
+                <w:color w:val="FFFFFF"/>
+                <w:sz w:val="16"/>
+                <w:shd w:val="clear" w:color="auto" w:fill="1F4E78"/>
+              </w:rPr>
+              <w:t xml:space="preserve">  IMPACT FACTOR 8.5 / SCOPUS Q1  </w:t>
+            </w:r>
+          </w:p>
+          <w:p>
+            <w:pPr>
+              <w:spacing w:after="60"/>
+              <w:jc w:val="left"/>
+            </w:pPr>
             <w:r>
               <w:rPr>
                 <w:rFonts w:ascii="Arial" w:hAnsi="Arial"/>
                 <w:b/>
-                <w:color w:val="FFFFFF"/>
-                <w:sz w:val="19"/>
+                <w:i w:val="0"/>
+                <w:color w:val="1F4E78"/>
+                <w:sz w:val="29"/>
               </w:rPr>
-              <w:t>Date</w:t>
+              <w:t>Advanced Quantum AI for Document Automation</w:t>
             </w:r>
           </w:p>
-        </w:tc>
-        <w:tc>
-          <w:tcPr>
-            <w:tcW w:type="dxa" w:w="3168"/>
-            <w:shd w:fill="1F4E78"/>
-          </w:tcPr>
           <w:p>
-            <w:r>
-              <w:rPr>
-                <w:rFonts w:ascii="Arial" w:hAnsi="Arial"/>
-                <w:b/>
-                <w:color w:val="FFFFFF"/>
-                <w:sz w:val="19"/>
-              </w:rPr>
-              <w:t>Title &amp; Contributor</w:t>
-            </w:r>
-          </w:p>
-        </w:tc>
-        <w:tc>
-          <w:tcPr>
-            <w:tcW w:type="dxa" w:w="2592"/>
-            <w:shd w:fill="1F4E78"/>
-          </w:tcPr>
-          <w:p>
-            <w:r>
-              <w:rPr>
-                <w:rFonts w:ascii="Arial" w:hAnsi="Arial"/>
-                <w:b/>
-                <w:color w:val="FFFFFF"/>
-                <w:sz w:val="19"/>
-              </w:rPr>
-              <w:t>Venue / Organization / Grant</w:t>
-            </w:r>
-          </w:p>
-        </w:tc>
-        <w:tc>
-          <w:tcPr>
-            <w:tcW w:type="dxa" w:w="3024"/>
-            <w:shd w:fill="1F4E78"/>
-          </w:tcPr>
-          <w:p>
-            <w:r>
-              <w:rPr>
-                <w:rFonts w:ascii="Arial" w:hAnsi="Arial"/>
-                <w:b/>
-                <w:color w:val="FFFFFF"/>
-                <w:sz w:val="19"/>
-              </w:rPr>
-              <w:t>Details &amp; Impact</w:t>
-            </w:r>
-          </w:p>
-        </w:tc>
-      </w:tr>
-      <w:tr>
-        <w:tc>
-          <w:tcPr>
-            <w:tcW w:type="dxa" w:w="2484"/>
-            <w:shd w:fill="FFFFFF"/>
-          </w:tcPr>
-          <w:p>
-            <w:r>
-              <w:rPr>
-                <w:sz w:val="18"/>
-              </w:rPr>
-              <w:t>October 2026</w:t>
-            </w:r>
-          </w:p>
-        </w:tc>
-        <w:tc>
-          <w:tcPr>
-            <w:tcW w:type="dxa" w:w="2484"/>
-            <w:shd w:fill="FFFFFF"/>
-          </w:tcPr>
-          <w:p>
+            <w:pPr>
+              <w:spacing w:after="60"/>
+            </w:pPr>
             <w:r>
               <w:rPr>
                 <w:b/>
+                <w:i w:val="0"/>
+                <w:color w:val="5A6B7C"/>
                 <w:sz w:val="19"/>
               </w:rPr>
-              <w:t>AI-Powered Smart Grid Monitoring &amp; Anomaly Detection System</w:t>
+              <w:t>By Dr. John Smith, Dr. Alice Johnson</w:t>
             </w:r>
           </w:p>
           <w:p>
+            <w:pPr>
+              <w:spacing w:after="80"/>
+            </w:pPr>
             <w:r>
               <w:rPr>
+                <w:b w:val="0"/>
+                <w:i/>
+                <w:color w:val="64748B"/>
                 <w:sz w:val="17"/>
               </w:rPr>
-              <w:t>By: Dr. S. Kulkarni (PI), Prof. R. Varma (Co-PI)</w:t>
-            </w:r>
-          </w:p>
-        </w:tc>
-        <w:tc>
-          <w:tcPr>
-            <w:tcW w:type="dxa" w:w="2484"/>
-            <w:shd w:fill="FFFFFF"/>
-          </w:tcPr>
-          <w:p>
-            <w:r>
-              <w:rPr>
-                <w:sz w:val="18"/>
-              </w:rPr>
-              <w:t>Department of Science &amp; Technology (DST)</w:t>
+              <w:t>IEEE Transactions on Automation  ·  October 2026</w:t>
             </w:r>
           </w:p>
           <w:p>
+            <w:pPr>
+              <w:spacing w:after="100" w:line="384" w:lineRule="auto"/>
+              <w:jc w:val="left"/>
+            </w:pPr>
             <w:r>
               <w:rPr>
-                <w:sz w:val="17"/>
+                <w:b w:val="0"/>
+                <w:i w:val="0"/>
+                <w:color w:val="222222"/>
+                <w:sz w:val="19"/>
               </w:rPr>
-              <w:t>Value: Grant Amount: $75,000</w:t>
+              <w:t>This paper presents a novel quantum architecture for normalizing dynamic newsletter components.</w:t>
             </w:r>
           </w:p>
           <w:p>
-            <w:r>
-              <w:rPr>
-                <w:sz w:val="17"/>
-              </w:rPr>
-              <w:t>Impact: DST National Research Grant</w:t>
-            </w:r>
-          </w:p>
-        </w:tc>
-        <w:tc>
-          <w:tcPr>
-            <w:tcW w:type="dxa" w:w="2484"/>
-            <w:shd w:fill="FFFFFF"/>
-          </w:tcPr>
-          <w:p>
-            <w:r>
-              <w:rPr>
-                <w:sz w:val="18"/>
-              </w:rPr>
-              <w:t>Sanctioned 3-year research project focused on deploying IoT sensors and edge computing models to detect electrical network grid faults in real time.</w:t>
-            </w:r>
+            <w:pPr>
+              <w:spacing w:after="60"/>
+            </w:pPr>
+            <w:hyperlink r:id="rId9">
+              <w:r>
+                <w:rPr>
+                  <w:b/>
+                  <w:color w:val="FFFFFF"/>
+                  <w:sz w:val="19"/>
+                  <w:shd w:val="clear" w:color="auto" w:fill="C65911"/>
+                </w:rPr>
+                <w:t xml:space="preserve">  🔗 View Publication / Certificate  </w:t>
+              </w:r>
+            </w:hyperlink>
           </w:p>
           <w:p>
-            <w:r>
-              <w:rPr>
-                <w:sz w:val="17"/>
-              </w:rPr>
-              <w:t>Link: https://drive.google.com/grant_letter.pdf</w:t>
-            </w:r>
+            <w:pPr>
+              <w:spacing w:after="80"/>
+              <w:pBdr>
+                <w:bottom w:val="single" w:sz="6" w:space="1" w:color="E2E8F0"/>
+              </w:pBdr>
+            </w:pPr>
           </w:p>
         </w:tc>
       </w:tr>
     </w:tbl>
     <w:p>
       <w:pPr>
-        <w:spacing w:after="240"/>
+        <w:spacing w:after="160"/>
+      </w:pPr>
+    </w:p>
+    <w:p>
+      <w:pPr>
+        <w:spacing w:before="320" w:after="160"/>
+      </w:pPr>
+      <w:r>
+        <w:rPr>
+          <w:rFonts w:ascii="Arial" w:hAnsi="Arial"/>
+          <w:b/>
+          <w:color w:val="1F4E78"/>
+          <w:sz w:val="26"/>
+        </w:rPr>
+        <w:t>◆  JOURNAL PUBLICATIONS</w:t>
+      </w:r>
+    </w:p>
+    <w:tbl>
+      <w:tblPr>
+        <w:tblW w:type="auto" w:w="0"/>
+        <w:jc w:val="center"/>
+        <w:tblLook w:firstColumn="1" w:firstRow="1" w:lastColumn="0" w:lastRow="0" w:noHBand="0" w:noVBand="1" w:val="04A0"/>
+      </w:tblPr>
+      <w:tblGrid>
+        <w:gridCol w:w="10080"/>
+      </w:tblGrid>
+      <w:tr>
+        <w:tc>
+          <w:tcPr>
+            <w:tcW w:type="dxa" w:w="9504"/>
+            <w:shd w:fill="F8FAFC"/>
+            <w:tcMar>
+              <w:top w:w="120" w:type="dxa"/>
+              <w:bottom w:w="120" w:type="dxa"/>
+              <w:left w:w="160" w:type="dxa"/>
+              <w:right w:w="160" w:type="dxa"/>
+            </w:tcMar>
+            <w:tcBorders>
+              <w:left w:val="single" w:sz="24" w:space="0" w:color="1F4E78"/>
+              <w:top w:val="none"/>
+              <w:right w:val="none"/>
+              <w:bottom w:val="none"/>
+            </w:tcBorders>
+          </w:tcPr>
+          <w:p>
+            <w:pPr>
+              <w:spacing w:after="80"/>
+            </w:pPr>
+            <w:r>
+              <w:rPr>
+                <w:b/>
+                <w:color w:val="FFFFFF"/>
+                <w:sz w:val="16"/>
+                <w:shd w:val="clear" w:color="auto" w:fill="1F4E78"/>
+              </w:rPr>
+              <w:t xml:space="preserve">  SCOPUS Q1  </w:t>
+            </w:r>
+          </w:p>
+          <w:p>
+            <w:pPr>
+              <w:spacing w:after="60"/>
+              <w:jc w:val="left"/>
+            </w:pPr>
+            <w:r>
+              <w:rPr>
+                <w:rFonts w:ascii="Arial" w:hAnsi="Arial"/>
+                <w:b/>
+                <w:i w:val="0"/>
+                <w:color w:val="1F4E78"/>
+                <w:sz w:val="29"/>
+              </w:rPr>
+              <w:t>Distributed Deep Learning Models for Natural Language Generation</w:t>
+            </w:r>
+          </w:p>
+          <w:p>
+            <w:pPr>
+              <w:spacing w:after="60"/>
+            </w:pPr>
+            <w:r>
+              <w:rPr>
+                <w:b/>
+                <w:i w:val="0"/>
+                <w:color w:val="5A6B7C"/>
+                <w:sz w:val="19"/>
+              </w:rPr>
+              <w:t>By Dr. John Smith, Dr. Sarah Jenkins</w:t>
+            </w:r>
+          </w:p>
+          <w:p>
+            <w:pPr>
+              <w:spacing w:after="80"/>
+            </w:pPr>
+            <w:r>
+              <w:rPr>
+                <w:b w:val="0"/>
+                <w:i/>
+                <w:color w:val="64748B"/>
+                <w:sz w:val="17"/>
+              </w:rPr>
+              <w:t>IEEE Transactions on Neural Networks and Learning Systems  ·  September 2026</w:t>
+            </w:r>
+          </w:p>
+          <w:p>
+            <w:pPr>
+              <w:spacing w:after="100" w:line="384" w:lineRule="auto"/>
+              <w:jc w:val="left"/>
+            </w:pPr>
+            <w:r>
+              <w:rPr>
+                <w:b w:val="0"/>
+                <w:i w:val="0"/>
+                <w:color w:val="222222"/>
+                <w:sz w:val="19"/>
+              </w:rPr>
+              <w:t>Presents a novel gradient compression algorithm for multi-node deep learning clusters, reducing inter-node communication latency by 45% without accuracy loss.</w:t>
+            </w:r>
+          </w:p>
+          <w:p>
+            <w:pPr>
+              <w:spacing w:after="60"/>
+            </w:pPr>
+            <w:hyperlink r:id="rId10">
+              <w:r>
+                <w:rPr>
+                  <w:b/>
+                  <w:color w:val="FFFFFF"/>
+                  <w:sz w:val="19"/>
+                  <w:shd w:val="clear" w:color="auto" w:fill="C65911"/>
+                </w:rPr>
+                <w:t xml:space="preserve">  🔗 View Publication / Certificate  </w:t>
+              </w:r>
+            </w:hyperlink>
+          </w:p>
+          <w:p>
+            <w:pPr>
+              <w:spacing w:after="80"/>
+              <w:pBdr>
+                <w:bottom w:val="single" w:sz="6" w:space="1" w:color="E2E8F0"/>
+              </w:pBdr>
+            </w:pPr>
+          </w:p>
+        </w:tc>
+      </w:tr>
+    </w:tbl>
+    <w:p>
+      <w:pPr>
+        <w:spacing w:after="160"/>
+      </w:pPr>
+    </w:p>
+    <w:tbl>
+      <w:tblPr>
+        <w:tblW w:type="auto" w:w="0"/>
+        <w:jc w:val="center"/>
+        <w:tblLook w:firstColumn="1" w:firstRow="1" w:lastColumn="0" w:lastRow="0" w:noHBand="0" w:noVBand="1" w:val="04A0"/>
+      </w:tblPr>
+      <w:tblGrid>
+        <w:gridCol w:w="10080"/>
+      </w:tblGrid>
+      <w:tr>
+        <w:tc>
+          <w:tcPr>
+            <w:tcW w:type="dxa" w:w="9504"/>
+            <w:shd w:fill="F8FAFC"/>
+            <w:tcMar>
+              <w:top w:w="120" w:type="dxa"/>
+              <w:bottom w:w="120" w:type="dxa"/>
+              <w:left w:w="160" w:type="dxa"/>
+              <w:right w:w="160" w:type="dxa"/>
+            </w:tcMar>
+            <w:tcBorders>
+              <w:left w:val="single" w:sz="24" w:space="0" w:color="1F4E78"/>
+              <w:top w:val="none"/>
+              <w:right w:val="none"/>
+              <w:bottom w:val="none"/>
+            </w:tcBorders>
+          </w:tcPr>
+          <w:p>
+            <w:pPr>
+              <w:spacing w:after="60"/>
+              <w:jc w:val="left"/>
+            </w:pPr>
+            <w:r>
+              <w:rPr>
+                <w:rFonts w:ascii="Arial" w:hAnsi="Arial"/>
+                <w:b/>
+                <w:i w:val="0"/>
+                <w:color w:val="1F4E78"/>
+                <w:sz w:val="29"/>
+              </w:rPr>
+              <w:t>Test - 1</w:t>
+            </w:r>
+          </w:p>
+          <w:p>
+            <w:pPr>
+              <w:spacing w:after="60"/>
+            </w:pPr>
+            <w:r>
+              <w:rPr>
+                <w:b/>
+                <w:i w:val="0"/>
+                <w:color w:val="5A6B7C"/>
+                <w:sz w:val="19"/>
+              </w:rPr>
+              <w:t>By Mahadhevan, Mahadhevan</w:t>
+            </w:r>
+          </w:p>
+          <w:p>
+            <w:pPr>
+              <w:spacing w:after="80"/>
+            </w:pPr>
+            <w:r>
+              <w:rPr>
+                <w:b w:val="0"/>
+                <w:i/>
+                <w:color w:val="64748B"/>
+                <w:sz w:val="17"/>
+              </w:rPr>
+              <w:t>Q1 journal  ·  February 2026</w:t>
+            </w:r>
+          </w:p>
+          <w:p>
+            <w:pPr>
+              <w:spacing w:after="100" w:line="384" w:lineRule="auto"/>
+              <w:jc w:val="left"/>
+            </w:pPr>
+            <w:r>
+              <w:rPr>
+                <w:b w:val="0"/>
+                <w:i w:val="0"/>
+                <w:color w:val="222222"/>
+                <w:sz w:val="19"/>
+              </w:rPr>
+              <w:t>Nothing</w:t>
+            </w:r>
+          </w:p>
+          <w:p>
+            <w:pPr>
+              <w:spacing w:after="80"/>
+              <w:pBdr>
+                <w:bottom w:val="single" w:sz="6" w:space="1" w:color="E2E8F0"/>
+              </w:pBdr>
+            </w:pPr>
+          </w:p>
+        </w:tc>
+      </w:tr>
+    </w:tbl>
+    <w:p>
+      <w:pPr>
+        <w:spacing w:after="160"/>
+      </w:pPr>
+    </w:p>
+    <w:p>
+      <w:pPr>
+        <w:spacing w:before="320" w:after="160"/>
+      </w:pPr>
+      <w:r>
+        <w:rPr>
+          <w:rFonts w:ascii="Arial" w:hAnsi="Arial"/>
+          <w:b/>
+          <w:color w:val="1F4E78"/>
+          <w:sz w:val="26"/>
+        </w:rPr>
+        <w:t>◆  FUNDED RESEARCH PROJECTS</w:t>
+      </w:r>
+    </w:p>
+    <w:tbl>
+      <w:tblPr>
+        <w:tblW w:type="auto" w:w="0"/>
+        <w:jc w:val="center"/>
+        <w:tblLook w:firstColumn="1" w:firstRow="1" w:lastColumn="0" w:lastRow="0" w:noHBand="0" w:noVBand="1" w:val="04A0"/>
+      </w:tblPr>
+      <w:tblGrid>
+        <w:gridCol w:w="10080"/>
+      </w:tblGrid>
+      <w:tr>
+        <w:tc>
+          <w:tcPr>
+            <w:tcW w:type="dxa" w:w="9504"/>
+            <w:shd w:fill="F8FAFC"/>
+            <w:tcMar>
+              <w:top w:w="120" w:type="dxa"/>
+              <w:bottom w:w="120" w:type="dxa"/>
+              <w:left w:w="160" w:type="dxa"/>
+              <w:right w:w="160" w:type="dxa"/>
+            </w:tcMar>
+            <w:tcBorders>
+              <w:left w:val="single" w:sz="24" w:space="0" w:color="1F4E78"/>
+              <w:top w:val="none"/>
+              <w:right w:val="none"/>
+              <w:bottom w:val="none"/>
+            </w:tcBorders>
+          </w:tcPr>
+          <w:p>
+            <w:pPr>
+              <w:spacing w:after="80"/>
+            </w:pPr>
+            <w:r>
+              <w:rPr>
+                <w:b/>
+                <w:color w:val="FFFFFF"/>
+                <w:sz w:val="16"/>
+                <w:shd w:val="clear" w:color="auto" w:fill="1F4E78"/>
+              </w:rPr>
+              <w:t xml:space="preserve">  DST GRANT: ₹45 LAKHS  </w:t>
+            </w:r>
+          </w:p>
+          <w:p>
+            <w:pPr>
+              <w:spacing w:after="60"/>
+              <w:jc w:val="left"/>
+            </w:pPr>
+            <w:r>
+              <w:rPr>
+                <w:rFonts w:ascii="Arial" w:hAnsi="Arial"/>
+                <w:b/>
+                <w:i w:val="0"/>
+                <w:color w:val="1F4E78"/>
+                <w:sz w:val="29"/>
+              </w:rPr>
+              <w:t>AI-Powered Smart Grid Monitoring &amp; Anomaly Detection System</w:t>
+            </w:r>
+          </w:p>
+          <w:p>
+            <w:pPr>
+              <w:spacing w:after="60"/>
+            </w:pPr>
+            <w:r>
+              <w:rPr>
+                <w:b/>
+                <w:i w:val="0"/>
+                <w:color w:val="5A6B7C"/>
+                <w:sz w:val="19"/>
+              </w:rPr>
+              <w:t>By Dr. S. Kulkarni (PI), Prof. R. Varma (Co-PI)</w:t>
+            </w:r>
+          </w:p>
+          <w:p>
+            <w:pPr>
+              <w:spacing w:after="80"/>
+            </w:pPr>
+            <w:r>
+              <w:rPr>
+                <w:b w:val="0"/>
+                <w:i/>
+                <w:color w:val="64748B"/>
+                <w:sz w:val="17"/>
+              </w:rPr>
+              <w:t>Department of Science &amp; Technology (DST)  ·  October 2026</w:t>
+            </w:r>
+          </w:p>
+          <w:p>
+            <w:pPr>
+              <w:spacing w:after="100" w:line="384" w:lineRule="auto"/>
+              <w:jc w:val="left"/>
+            </w:pPr>
+            <w:r>
+              <w:rPr>
+                <w:b w:val="0"/>
+                <w:i w:val="0"/>
+                <w:color w:val="222222"/>
+                <w:sz w:val="19"/>
+              </w:rPr>
+              <w:t>A prestigious 3-year national research project sanction focused on deploying synchronized IoT edge sensors and transformers to predict electrical power grid failures in real-time.</w:t>
+            </w:r>
+          </w:p>
+          <w:p>
+            <w:pPr>
+              <w:spacing w:after="60"/>
+            </w:pPr>
+            <w:hyperlink r:id="rId11">
+              <w:r>
+                <w:rPr>
+                  <w:b/>
+                  <w:color w:val="FFFFFF"/>
+                  <w:sz w:val="19"/>
+                  <w:shd w:val="clear" w:color="auto" w:fill="C65911"/>
+                </w:rPr>
+                <w:t xml:space="preserve">  🔗 View Publication / Certificate  </w:t>
+              </w:r>
+            </w:hyperlink>
+          </w:p>
+          <w:p>
+            <w:pPr>
+              <w:spacing w:after="80"/>
+              <w:pBdr>
+                <w:bottom w:val="single" w:sz="6" w:space="1" w:color="E2E8F0"/>
+              </w:pBdr>
+            </w:pPr>
+          </w:p>
+        </w:tc>
+      </w:tr>
+    </w:tbl>
+    <w:p>
+      <w:pPr>
+        <w:spacing w:after="160"/>
       </w:pPr>
     </w:p>
     <w:sectPr>
       <w:pgSz w:w="12240" w:h="15840"/>
-      <w:pgMar w:top="1152" w:right="1152" w:bottom="1152" w:left="1152" w:header="720" w:footer="720" w:gutter="0"/>
+      <w:pgMar w:top="1080" w:right="1080" w:bottom="1080" w:left="1080" w:header="720" w:footer="720" w:gutter="0"/>
       <w:cols w:space="720"/>
       <w:docGrid w:linePitch="360"/>
     </w:sectPr>
